--- a/docs/A2/Part_C_Declaration.docx
+++ b/docs/A2/Part_C_Declaration.docx
@@ -41,7 +41,7 @@
           <w:i/>
           <w:color w:val="0055AA"/>
         </w:rPr>
-        <w:t>https://github.com/&lt;team&gt;/&lt;new-repo&gt;</w:t>
+        <w:t>https://github.com/david1carver/restaurant-review-platform</w:t>
       </w:r>
     </w:p>
     <w:p>

--- a/docs/A2/Part_C_Declaration.docx
+++ b/docs/A2/Part_C_Declaration.docx
@@ -155,11 +155,66 @@
             <w:r/>
             <w:r>
               <w:rPr>
-                <w:i/>
-                <w:color w:val="0055AA"/>
                 <w:sz w:val="18"/>
               </w:rPr>
-              <w:t>[TEAM] Member A</w:t>
+              <w:t>David (Anrio) Carver</w:t>
+            </w:r>
+          </w:p>
+        </w:tc>
+        <w:tc>
+          <w:tcPr>
+            <w:tcW w:type="dxa" w:w="2160"/>
+          </w:tcPr>
+          <w:p>
+            <w:r/>
+            <w:r>
+              <w:rPr>
+                <w:sz w:val="18"/>
+              </w:rPr>
+              <w:t>11473215</w:t>
+            </w:r>
+          </w:p>
+        </w:tc>
+        <w:tc>
+          <w:tcPr>
+            <w:tcW w:type="dxa" w:w="2160"/>
+          </w:tcPr>
+          <w:p>
+            <w:r/>
+            <w:r>
+              <w:rPr>
+                <w:sz w:val="18"/>
+              </w:rPr>
+              <w:t>Selected the Assignment 1 project (Mesa); backend object-oriented refactor and the eight design patterns; the Notifications subsystem; unit tests; MongoDB Atlas setup, CI/CD pipeline and deployment configuration; report compilation.</w:t>
+            </w:r>
+          </w:p>
+        </w:tc>
+        <w:tc>
+          <w:tcPr>
+            <w:tcW w:type="dxa" w:w="2160"/>
+          </w:tcPr>
+          <w:p>
+            <w:r/>
+            <w:r>
+              <w:rPr>
+                <w:sz w:val="18"/>
+              </w:rPr>
+            </w:r>
+          </w:p>
+        </w:tc>
+      </w:tr>
+      <w:tr>
+        <w:tc>
+          <w:tcPr>
+            <w:tcW w:type="dxa" w:w="2160"/>
+          </w:tcPr>
+          <w:p>
+            <w:r/>
+            <w:r>
+              <w:rPr>
+                <w:sz w:val="18"/>
+              </w:rPr>
+              <w:t>Cameron Bruce</w:t>
             </w:r>
           </w:p>
         </w:tc>
@@ -189,190 +244,7 @@
               <w:rPr>
                 <w:sz w:val="18"/>
               </w:rPr>
-              <w:t>Backend design patterns (Repository, Service/Facade, Singleton, Decorator) and the OOP refactor; MongoDB Atlas setup and backend deployment configuration.</w:t>
-            </w:r>
-          </w:p>
-        </w:tc>
-        <w:tc>
-          <w:tcPr>
-            <w:tcW w:type="dxa" w:w="2160"/>
-          </w:tcPr>
-          <w:p>
-            <w:r/>
-            <w:r>
-              <w:rPr>
-                <w:sz w:val="18"/>
-              </w:rPr>
-            </w:r>
-          </w:p>
-        </w:tc>
-      </w:tr>
-      <w:tr>
-        <w:tc>
-          <w:tcPr>
-            <w:tcW w:type="dxa" w:w="2160"/>
-          </w:tcPr>
-          <w:p>
-            <w:r/>
-            <w:r>
-              <w:rPr>
-                <w:i/>
-                <w:color w:val="0055AA"/>
-                <w:sz w:val="18"/>
-              </w:rPr>
-              <w:t>[TEAM] Member B</w:t>
-            </w:r>
-          </w:p>
-        </w:tc>
-        <w:tc>
-          <w:tcPr>
-            <w:tcW w:type="dxa" w:w="2160"/>
-          </w:tcPr>
-          <w:p>
-            <w:r/>
-            <w:r>
-              <w:rPr>
-                <w:i/>
-                <w:color w:val="0055AA"/>
-                <w:sz w:val="18"/>
-              </w:rPr>
-              <w:t>[ID]</w:t>
-            </w:r>
-          </w:p>
-        </w:tc>
-        <w:tc>
-          <w:tcPr>
-            <w:tcW w:type="dxa" w:w="2160"/>
-          </w:tcPr>
-          <w:p>
-            <w:r/>
-            <w:r>
-              <w:rPr>
-                <w:sz w:val="18"/>
-              </w:rPr>
-              <w:t>Notifications subsystem (model, factory, observer, service, controller, routes) and the React NotificationBell; frontend integration.</w:t>
-            </w:r>
-          </w:p>
-        </w:tc>
-        <w:tc>
-          <w:tcPr>
-            <w:tcW w:type="dxa" w:w="2160"/>
-          </w:tcPr>
-          <w:p>
-            <w:r/>
-            <w:r>
-              <w:rPr>
-                <w:sz w:val="18"/>
-              </w:rPr>
-            </w:r>
-          </w:p>
-        </w:tc>
-      </w:tr>
-      <w:tr>
-        <w:tc>
-          <w:tcPr>
-            <w:tcW w:type="dxa" w:w="2160"/>
-          </w:tcPr>
-          <w:p>
-            <w:r/>
-            <w:r>
-              <w:rPr>
-                <w:i/>
-                <w:color w:val="0055AA"/>
-                <w:sz w:val="18"/>
-              </w:rPr>
-              <w:t>[TEAM] Member C</w:t>
-            </w:r>
-          </w:p>
-        </w:tc>
-        <w:tc>
-          <w:tcPr>
-            <w:tcW w:type="dxa" w:w="2160"/>
-          </w:tcPr>
-          <w:p>
-            <w:r/>
-            <w:r>
-              <w:rPr>
-                <w:i/>
-                <w:color w:val="0055AA"/>
-                <w:sz w:val="18"/>
-              </w:rPr>
-              <w:t>[ID]</w:t>
-            </w:r>
-          </w:p>
-        </w:tc>
-        <w:tc>
-          <w:tcPr>
-            <w:tcW w:type="dxa" w:w="2160"/>
-          </w:tcPr>
-          <w:p>
-            <w:r/>
-            <w:r>
-              <w:rPr>
-                <w:sz w:val="18"/>
-              </w:rPr>
-              <w:t>Unit testing (49 Mocha/Sinon tests) and test-case matrix; API testing with Postman/Thunder Client; SRS documentation.</w:t>
-            </w:r>
-          </w:p>
-        </w:tc>
-        <w:tc>
-          <w:tcPr>
-            <w:tcW w:type="dxa" w:w="2160"/>
-          </w:tcPr>
-          <w:p>
-            <w:r/>
-            <w:r>
-              <w:rPr>
-                <w:sz w:val="18"/>
-              </w:rPr>
-            </w:r>
-          </w:p>
-        </w:tc>
-      </w:tr>
-      <w:tr>
-        <w:tc>
-          <w:tcPr>
-            <w:tcW w:type="dxa" w:w="2160"/>
-          </w:tcPr>
-          <w:p>
-            <w:r/>
-            <w:r>
-              <w:rPr>
-                <w:i/>
-                <w:color w:val="0055AA"/>
-                <w:sz w:val="18"/>
-              </w:rPr>
-              <w:t>[TEAM] Member D</w:t>
-            </w:r>
-          </w:p>
-        </w:tc>
-        <w:tc>
-          <w:tcPr>
-            <w:tcW w:type="dxa" w:w="2160"/>
-          </w:tcPr>
-          <w:p>
-            <w:r/>
-            <w:r>
-              <w:rPr>
-                <w:i/>
-                <w:color w:val="0055AA"/>
-                <w:sz w:val="18"/>
-              </w:rPr>
-              <w:t>[ID]</w:t>
-            </w:r>
-          </w:p>
-        </w:tc>
-        <w:tc>
-          <w:tcPr>
-            <w:tcW w:type="dxa" w:w="2160"/>
-          </w:tcPr>
-          <w:p>
-            <w:r/>
-            <w:r>
-              <w:rPr>
-                <w:sz w:val="18"/>
-              </w:rPr>
-              <w:t>CI/CD pipeline (GitHub Actions, nginx, pm2) and runbook; GitHub repository setup, branching, pull requests and merge-conflict resolution; report compilation.</w:t>
+              <w:t>Unit testing and the test-case matrix; API (Postman) testing; documentation; code review of pull requests; and merge-conflict resolution. [Adjust to Cameron's actual contribution.]</w:t>
             </w:r>
           </w:p>
         </w:tc>
@@ -391,6 +263,15 @@
         </w:tc>
       </w:tr>
     </w:tbl>
+    <w:p>
+      <w:r>
+        <w:rPr>
+          <w:i/>
+          <w:sz w:val="18"/>
+        </w:rPr>
+        <w:t>Note: Juha Anttila was allocated to this group but advised that this was an administrative error and that he is completing the unit individually due to personal circumstances; he did not contribute to this submission.</w:t>
+      </w:r>
+    </w:p>
     <w:p/>
     <w:p>
       <w:pPr>
@@ -422,24 +303,6 @@
           <w:color w:val="0055AA"/>
         </w:rPr>
         <w:t>Member B: Name ____________________   Signature ____________________   Date __________</w:t>
-      </w:r>
-    </w:p>
-    <w:p>
-      <w:r>
-        <w:rPr>
-          <w:i/>
-          <w:color w:val="0055AA"/>
-        </w:rPr>
-        <w:t>Member C: Name ____________________   Signature ____________________   Date __________</w:t>
-      </w:r>
-    </w:p>
-    <w:p>
-      <w:r>
-        <w:rPr>
-          <w:i/>
-          <w:color w:val="0055AA"/>
-        </w:rPr>
-        <w:t>Member D: Name ____________________   Signature ____________________   Date __________</w:t>
       </w:r>
     </w:p>
     <w:p/>

--- a/docs/A2/Part_C_Declaration.docx
+++ b/docs/A2/Part_C_Declaration.docx
@@ -46,17 +46,7 @@
     </w:p>
     <w:p>
       <w:r>
-        <w:rPr>
-          <w:b/>
-        </w:rPr>
-        <w:t xml:space="preserve">Public URL: </w:t>
-      </w:r>
-      <w:r>
-        <w:rPr>
-          <w:i/>
-          <w:color w:val="0055AA"/>
-        </w:rPr>
-        <w:t>http://&lt;EC2_PUBLIC_IP&gt;/  (or managed-host URL)</w:t>
+        <w:t>Public URL: http://13.239.132.26/</w:t>
       </w:r>
     </w:p>
     <w:p>

--- a/docs/A2/Part_C_Declaration.docx
+++ b/docs/A2/Part_C_Declaration.docx
@@ -213,14 +213,8 @@
             <w:tcW w:type="dxa" w:w="2160"/>
           </w:tcPr>
           <w:p>
-            <w:r/>
             <w:r>
-              <w:rPr>
-                <w:i/>
-                <w:color w:val="0055AA"/>
-                <w:sz w:val="18"/>
-              </w:rPr>
-              <w:t>[ID]</w:t>
+              <w:t>N11315423</w:t>
             </w:r>
           </w:p>
         </w:tc>

--- a/docs/A2/Part_C_Declaration.docx
+++ b/docs/A2/Part_C_Declaration.docx
@@ -46,7 +46,7 @@
     </w:p>
     <w:p>
       <w:r>
-        <w:t>Public URL: http://13.239.132.26/</w:t>
+        <w:t>Public URL: http://3.27.208.40/</w:t>
       </w:r>
     </w:p>
     <w:p>

--- a/docs/A2/Part_C_Declaration.docx
+++ b/docs/A2/Part_C_Declaration.docx
@@ -59,7 +59,7 @@
     </w:p>
     <w:p>
       <w:r>
-        <w:t>Each member made a substantial contribution to the project as described below.</w:t>
+        <w:t>This assignment was completed solo by David (Anrio) Carver. The allocated team did not eventuate, as recorded below and in Section 4.1 of the report.</w:t>
       </w:r>
     </w:p>
     <w:tbl>
@@ -170,12 +170,8 @@
             <w:tcW w:type="dxa" w:w="2160"/>
           </w:tcPr>
           <w:p>
-            <w:r/>
             <w:r>
-              <w:rPr>
-                <w:sz w:val="18"/>
-              </w:rPr>
-              <w:t>Selected the Assignment 1 project (Mesa); backend object-oriented refactor and the eight design patterns; the Notifications subsystem; unit tests; MongoDB Atlas setup, CI/CD pipeline and deployment configuration; report compilation.</w:t>
+              <w:t>Sole contributor — completed all work in this submission: selected and provided the Assignment 1 project (Mesa); re-architected the backend into a layered object-oriented design with eight design patterns (Singleton, Factory Method, Builder, Repository, Decorator, Facade, Strategy, Observer); built the new in-app Notifications subsystem; wrote all Mocha/Sinon unit tests (49 passing); performed the Postman/API testing; configured MongoDB Atlas, the GitHub Actions CI/CD pipeline (self-hosted runner on EC2 with nginx + pm2) and deployment; set up the GitHub repository, branching and merge-conflict resolution; and compiled the report.</w:t>
             </w:r>
           </w:p>
         </w:tc>
@@ -223,12 +219,8 @@
             <w:tcW w:type="dxa" w:w="2160"/>
           </w:tcPr>
           <w:p>
-            <w:r/>
             <w:r>
-              <w:rPr>
-                <w:sz w:val="18"/>
-              </w:rPr>
-              <w:t>Unit testing and the test-case matrix; API (Postman) testing; documentation; code review of pull requests; and merge-conflict resolution. [Adjust to Cameron's actual contribution.]</w:t>
+              <w:t>Allocated to the team and added as a GitHub collaborator. Advised on 24 June 2026 that he is dropping IFQ636 and withdrew before the final submission. Did not contribute to the delivered work.</w:t>
             </w:r>
           </w:p>
         </w:tc>
@@ -267,7 +259,7 @@
     </w:p>
     <w:p>
       <w:r>
-        <w:t>We, the undersigned, declare that each team member listed above has made a substantial and meaningful contribution to this assignment, that the work submitted is our own (with all use of generative AI disclosed in the report), and that we have not engaged in any form of academic misconduct. We understand that a lack of meaningful contribution may result in an adjustment to an individual mark.</w:t>
+        <w:t>I, the undersigned, declare that the work submitted is my own (with all use of generative AI disclosed in the report), that the contribution descriptions above are accurate, and that I have not engaged in any form of academic misconduct. The allocated teammates listed did not contribute, as described.</w:t>
       </w:r>
     </w:p>
     <w:p/>
@@ -282,21 +274,13 @@
     </w:p>
     <w:p>
       <w:r>
-        <w:rPr>
-          <w:i/>
-          <w:color w:val="0055AA"/>
-        </w:rPr>
-        <w:t>Member B: Name ____________________   Signature ____________________   Date __________</w:t>
+        <w:t>Member B (Cameron Bruce): not signed — withdrew from the unit on 24 June 2026 and did not contribute.</w:t>
       </w:r>
     </w:p>
     <w:p/>
     <w:p>
       <w:r>
-        <w:rPr>
-          <w:i/>
-          <w:sz w:val="18"/>
-        </w:rPr>
-        <w:t>Note: edit the names, student IDs and contribution descriptions to reflect what each member actually did, then sign. One team member submits this PDF to the Declaration of Contribution submission.</w:t>
+        <w:t>Note: this is a solo submission; David Carver submits this PDF to the Declaration of Contribution submission.</w:t>
       </w:r>
     </w:p>
     <w:sectPr>
